--- a/output/summary/watchlist/FederatedGqlBrakDown-watchlist.docx
+++ b/output/summary/watchlist/FederatedGqlBrakDown-watchlist.docx
@@ -192,7 +192,7 @@
           <w:color w:val="444444"/>
           <w:sz w:val="18"/>
         </w:rPr>
-        <w:t xml:space="preserve">   |   Generated: 2026-07-07</w:t>
+        <w:t xml:space="preserve">   |   Generated: 2026-07-15</w:t>
       </w:r>
     </w:p>
     <w:p>
@@ -424,7 +424,7 @@
           <w:color w:val="373737"/>
           <w:sz w:val="20"/>
         </w:rPr>
-        <w:t xml:space="preserve"> the current code obtains per-resource capability tokens via ACL; </w:t>
+        <w:t xml:space="preserve"> the current code obtains per-resource capability tokens via ACL; Per the program-level working decision, </w:t>
       </w:r>
       <w:r>
         <w:rPr>
@@ -432,14 +432,28 @@
           <w:color w:val="373737"/>
           <w:sz w:val="20"/>
         </w:rPr>
-        <w:t>ACL is ignored in the DGS implementation</w:t>
+        <w:t>the DGS layer carries no ACL plumbing story</w:t>
       </w:r>
       <w:r>
         <w:rPr>
           <w:color w:val="373737"/>
           <w:sz w:val="20"/>
         </w:rPr>
-        <w:t xml:space="preserve"> (no ACL story) — noted for context only.</w:t>
+        <w:t xml:space="preserve"> — each domain service performs its own access control; scenario ADRs (</w:t>
+      </w:r>
+      <w:r>
+        <w:rPr>
+          <w:rFonts w:ascii="Courier New" w:hAnsi="Courier New"/>
+          <w:sz w:val="20"/>
+        </w:rPr>
+        <w:t>complexStories/*/02-adr-noacl-*.md</w:t>
+      </w:r>
+      <w:r>
+        <w:rPr>
+          <w:color w:val="373737"/>
+          <w:sz w:val="20"/>
+        </w:rPr>
+        <w:t>) record the assumption's impact and ratify with the global decision. ACL is noted in stories for context only.</w:t>
       </w:r>
     </w:p>
     <w:p>
@@ -940,7 +954,7 @@
           <w:color w:val="444444"/>
           <w:sz w:val="18"/>
         </w:rPr>
-        <w:t>This domain's complex, cross-cutting problems are tracked once as program spikes in the global breakdown — see 'Phase 0 — Program Spikes' and 'Spike Detail' (the brief, the decision, intended cross-domain steps, and every affected resolver's external deps + current logic) in Federated+Graphql+Stories+-+BreakDown. Nothing from there is repeated here; the stories below just link to it. Follow a story's SPARK-SPIKE-0x id to the global Spike Detail for the target flow + the external services each resolver calls (see 'How to read the spikes &amp; related stories' in the global doc).</w:t>
+        <w:t>This domain's complex, cross-cutting problems are tracked once as program spikes in the global breakdown — see 'Phase 0 — Program Spikes' and 'Spike Detail' (the brief, the decision, intended cross-domain steps, and every affected resolver's external deps + current logic) in Federated+Graphql+Stories+-+BreakDown. Nothing from there is repeated here; the stories below just link to it. Follow a story's SPIKE-0x id to the global Spike Detail for the target flow + the external services each resolver calls (see 'How to read the spikes &amp; related stories' in the global doc).</w:t>
       </w:r>
     </w:p>
     <w:tbl>
@@ -1042,7 +1056,7 @@
                 <w:color w:val="373737"/>
                 <w:sz w:val="18"/>
               </w:rPr>
-              <w:t>🔴🔬 SPARK-WL-E01 — updateWatchlistEntries (multi-step write)</w:t>
+              <w:t>🔴🔬 WATCHLIST-BE-E-01 — updateWatchlistEntries (multi-step write)</w:t>
             </w:r>
           </w:p>
         </w:tc>
@@ -1060,7 +1074,7 @@
                 <w:color w:val="373737"/>
                 <w:sz w:val="18"/>
               </w:rPr>
-              <w:t>SPARK-SPIKE-01</w:t>
+              <w:t>SPIKE-01</w:t>
             </w:r>
           </w:p>
         </w:tc>
@@ -2009,7 +2023,7 @@
                 <w:color w:val="373737"/>
                 <w:sz w:val="18"/>
               </w:rPr>
-              <w:t>reads + mutations parallel after B01</w:t>
+              <w:t>reads + mutations parallel after B-01</w:t>
             </w:r>
           </w:p>
         </w:tc>
@@ -2146,7 +2160,7 @@
                 <w:color w:val="373737"/>
                 <w:sz w:val="18"/>
               </w:rPr>
-              <w:t>B01 (DGS module init + service wiring + first resolver)</w:t>
+              <w:t>B-01 (DGS module init + service wiring + first resolver)</w:t>
             </w:r>
           </w:p>
         </w:tc>
@@ -2204,7 +2218,7 @@
                 <w:color w:val="373737"/>
                 <w:sz w:val="18"/>
               </w:rPr>
-              <w:t>C01 + D01/D02</w:t>
+              <w:t>C-01 + D-01/D-02</w:t>
             </w:r>
           </w:p>
         </w:tc>
@@ -2261,7 +2275,7 @@
                 <w:color w:val="373737"/>
                 <w:sz w:val="18"/>
               </w:rPr>
-              <w:t>E01 + F01/F02</w:t>
+              <w:t>E-01 + F-01/F-02</w:t>
             </w:r>
           </w:p>
         </w:tc>
@@ -2319,7 +2333,7 @@
                 <w:color w:val="373737"/>
                 <w:sz w:val="18"/>
               </w:rPr>
-              <w:t>G01–G03 + G04</w:t>
+              <w:t>G-01–G-03 + G-04</w:t>
             </w:r>
           </w:p>
         </w:tc>
@@ -2528,7 +2542,7 @@
                 <w:color w:val="1F497D"/>
                 <w:sz w:val="17"/>
               </w:rPr>
-              <w:t>SPARK-WL-B01</w:t>
+              <w:t>WATCHLIST-BE-B-01</w:t>
             </w:r>
           </w:p>
           <w:p>
@@ -2697,7 +2711,7 @@
                 <w:color w:val="1F497D"/>
                 <w:sz w:val="17"/>
               </w:rPr>
-              <w:t>SPARK-WL-B02</w:t>
+              <w:t>WATCHLIST-BE-B-02</w:t>
             </w:r>
           </w:p>
           <w:p>
@@ -2770,7 +2784,7 @@
                 <w:color w:val="444444"/>
                 <w:sz w:val="17"/>
               </w:rPr>
-              <w:t>B01</w:t>
+              <w:t>B-01</w:t>
             </w:r>
           </w:p>
         </w:tc>
@@ -2876,7 +2890,7 @@
                 <w:color w:val="1F497D"/>
                 <w:sz w:val="17"/>
               </w:rPr>
-              <w:t>SPARK-WL-B03</w:t>
+              <w:t>WATCHLIST-BE-B-03</w:t>
             </w:r>
           </w:p>
           <w:p>
@@ -2946,7 +2960,7 @@
                 <w:color w:val="444444"/>
                 <w:sz w:val="17"/>
               </w:rPr>
-              <w:t>B01</w:t>
+              <w:t>B-01</w:t>
             </w:r>
           </w:p>
         </w:tc>
@@ -3047,7 +3061,7 @@
           <w:color w:val="444444"/>
           <w:sz w:val="17"/>
         </w:rPr>
-        <w:t xml:space="preserve">SPARK-WL-B01: </w:t>
+        <w:t xml:space="preserve">WATCHLIST-BE-B-01: </w:t>
       </w:r>
       <w:r>
         <w:rPr>
@@ -3265,7 +3279,7 @@
                 <w:color w:val="1F497D"/>
                 <w:sz w:val="17"/>
               </w:rPr>
-              <w:t>SPARK-WL-C01</w:t>
+              <w:t>WATCHLIST-BE-C-01</w:t>
             </w:r>
           </w:p>
           <w:p>
@@ -3354,7 +3368,7 @@
                 <w:color w:val="444444"/>
                 <w:sz w:val="17"/>
               </w:rPr>
-              <w:t>B01</w:t>
+              <w:t>B-01</w:t>
             </w:r>
           </w:p>
         </w:tc>
@@ -3630,7 +3644,7 @@
                 <w:color w:val="1F497D"/>
                 <w:sz w:val="17"/>
               </w:rPr>
-              <w:t>SPARK-WL-D01</w:t>
+              <w:t>WATCHLIST-BE-D-01</w:t>
             </w:r>
           </w:p>
           <w:p>
@@ -3712,7 +3726,7 @@
                 <w:color w:val="444444"/>
                 <w:sz w:val="17"/>
               </w:rPr>
-              <w:t>B01</w:t>
+              <w:t>B-01</w:t>
             </w:r>
           </w:p>
         </w:tc>
@@ -3838,7 +3852,7 @@
                 <w:color w:val="1F497D"/>
                 <w:sz w:val="17"/>
               </w:rPr>
-              <w:t>SPARK-WL-D02</w:t>
+              <w:t>WATCHLIST-BE-D-02</w:t>
             </w:r>
           </w:p>
           <w:p>
@@ -3923,7 +3937,7 @@
                 <w:color w:val="444444"/>
                 <w:sz w:val="17"/>
               </w:rPr>
-              <w:t>B01</w:t>
+              <w:t>B-01</w:t>
             </w:r>
           </w:p>
         </w:tc>
@@ -4206,7 +4220,7 @@
                 <w:color w:val="C0392B"/>
                 <w:sz w:val="17"/>
               </w:rPr>
-              <w:t>SPARK-WL-E01</w:t>
+              <w:t>WATCHLIST-BE-E-01</w:t>
             </w:r>
           </w:p>
           <w:p>
@@ -4238,7 +4252,7 @@
                 <w:color w:val="C0392B"/>
                 <w:sz w:val="16"/>
               </w:rPr>
-              <w:t>🔴🔬 Spike-gated on SPARK-SPIKE-01 (Non-Atomic Write Saga)</w:t>
+              <w:t>🔴🔬 Spike-gated on SPIKE-01 (Non-Atomic Write Saga)</w:t>
             </w:r>
           </w:p>
         </w:tc>
@@ -4308,7 +4322,7 @@
                 <w:color w:val="444444"/>
                 <w:sz w:val="17"/>
               </w:rPr>
-              <w:t>SPARK-SPIKE-01, B01</w:t>
+              <w:t>SPIKE-01, B-01</w:t>
             </w:r>
           </w:p>
         </w:tc>
@@ -4703,7 +4717,7 @@
                 <w:color w:val="1F497D"/>
                 <w:sz w:val="17"/>
               </w:rPr>
-              <w:t>SPARK-WL-F01</w:t>
+              <w:t>WATCHLIST-BE-F-01</w:t>
             </w:r>
           </w:p>
           <w:p>
@@ -4773,7 +4787,7 @@
                 <w:color w:val="444444"/>
                 <w:sz w:val="17"/>
               </w:rPr>
-              <w:t>B01</w:t>
+              <w:t>B-01</w:t>
             </w:r>
           </w:p>
         </w:tc>
@@ -4879,7 +4893,7 @@
                 <w:color w:val="1F497D"/>
                 <w:sz w:val="17"/>
               </w:rPr>
-              <w:t>SPARK-WL-F02</w:t>
+              <w:t>WATCHLIST-BE-F-02</w:t>
             </w:r>
           </w:p>
           <w:p>
@@ -4952,7 +4966,7 @@
                 <w:color w:val="444444"/>
                 <w:sz w:val="17"/>
               </w:rPr>
-              <w:t>B01</w:t>
+              <w:t>B-01</w:t>
             </w:r>
           </w:p>
         </w:tc>
@@ -5195,7 +5209,7 @@
                 <w:color w:val="1F497D"/>
                 <w:sz w:val="17"/>
               </w:rPr>
-              <w:t>SPARK-WL-G01</w:t>
+              <w:t>WATCHLIST-BE-G-01</w:t>
             </w:r>
           </w:p>
           <w:p>
@@ -5258,7 +5272,7 @@
                 <w:color w:val="444444"/>
                 <w:sz w:val="17"/>
               </w:rPr>
-              <w:t>B01</w:t>
+              <w:t>B-01</w:t>
             </w:r>
           </w:p>
         </w:tc>
@@ -5364,7 +5378,7 @@
                 <w:color w:val="1F497D"/>
                 <w:sz w:val="17"/>
               </w:rPr>
-              <w:t>SPARK-WL-G02</w:t>
+              <w:t>WATCHLIST-BE-G-02</w:t>
             </w:r>
           </w:p>
           <w:p>
@@ -5505,7 +5519,7 @@
                 <w:color w:val="444444"/>
                 <w:sz w:val="17"/>
               </w:rPr>
-              <w:t>B01</w:t>
+              <w:t>B-01</w:t>
             </w:r>
           </w:p>
         </w:tc>
@@ -5591,7 +5605,7 @@
                 <w:color w:val="1F497D"/>
                 <w:sz w:val="17"/>
               </w:rPr>
-              <w:t>SPARK-WL-G03</w:t>
+              <w:t>WATCHLIST-BE-G-03</w:t>
             </w:r>
           </w:p>
           <w:p>
@@ -5687,7 +5701,7 @@
                 <w:color w:val="444444"/>
                 <w:sz w:val="17"/>
               </w:rPr>
-              <w:t>B01</w:t>
+              <w:t>B-01</w:t>
             </w:r>
           </w:p>
         </w:tc>
@@ -5807,7 +5821,7 @@
                 <w:color w:val="1F497D"/>
                 <w:sz w:val="17"/>
               </w:rPr>
-              <w:t>SPARK-WL-G04</w:t>
+              <w:t>WATCHLIST-BE-G-04</w:t>
             </w:r>
           </w:p>
           <w:p>
@@ -5873,7 +5887,7 @@
                 <w:color w:val="444444"/>
                 <w:sz w:val="17"/>
               </w:rPr>
-              <w:t>B01, C01, E01, G02</w:t>
+              <w:t>B-01, C-01, E-01, G-02</w:t>
             </w:r>
           </w:p>
         </w:tc>
